--- a/hin/docx/51.content.docx
+++ b/hin/docx/51.content.docx
@@ -5291,19 +5291,7 @@
         <w:rPr>
           <w:lang w:val="hi_IN" w:bidi="hi_IN"/>
         </w:rPr>
-        <w:t xml:space="preserve">: पौलुस की सुसमाचार का प्रचार करने की प्रतिबद्धता ने उन्हें कैद में डाल दिया था (देखें </w:t>
-      </w:r>
-      <w:r>
-        <w:rPr>
-          <w:lang w:val="hi_IN" w:bidi="hi_IN"/>
-        </w:rPr>
-        <w:t>कुलुस्सियों पुस्तक परिचय</w:t>
-      </w:r>
-      <w:r>
-        <w:rPr>
-          <w:lang w:val="hi_IN" w:bidi="hi_IN"/>
-        </w:rPr>
-        <w:t>, “लेखन की तिथि और समय”)।</w:t>
+        <w:t>: पौलुस की सुसमाचार का प्रचार करने की प्रतिबद्धता ने उन्हें कैद में डाल दिया था (देखें कुलुस्सियों पुस्तक परिचय, “लेखन की तिथि और समय”)।</w:t>
       </w:r>
       <w:r>
         <w:rPr>
